--- a/resources/qcc-4th-party-template.docx
+++ b/resources/qcc-4th-party-template.docx
@@ -29,7 +29,7 @@
           <w:sz w:val="20"/>
           <w:u w:val="none"/>
         </w:rPr>
-        <w:t>Office of the Executive Engineer,</w:t>
+        <w:t>O/o Executive Engineer,</w:t>
       </w:r>
     </w:p>
     <w:p>

--- a/resources/qcc-4th-party-template.docx
+++ b/resources/qcc-4th-party-template.docx
@@ -681,36 +681,62 @@
         <w:spacing w:after="0" w:before="0"/>
       </w:pPr>
     </w:p>
-    <w:p>
-      <w:pPr>
-        <w:spacing w:after="0" w:before="0"/>
+    <w:tbl>
+      <w:tblPr>
+        <w:tblW w:w="0" w:type="auto"/>
         <w:jc w:val="right"/>
-      </w:pPr>
-      <w:r>
-        <w:rPr>
-          <w:rFonts w:ascii="Tahoma" w:hAnsi="Tahoma" w:cs="Tahoma"/>
-          <w:b/>
-          <w:sz w:val="20"/>
-          <w:u w:val="none"/>
-        </w:rPr>
-        <w:t>Executive Engineer,</w:t>
-      </w:r>
-    </w:p>
-    <w:p>
-      <w:pPr>
-        <w:spacing w:after="0" w:before="0"/>
-        <w:jc w:val="right"/>
-      </w:pPr>
-      <w:r>
-        <w:rPr>
-          <w:rFonts w:ascii="Tahoma" w:hAnsi="Tahoma" w:cs="Tahoma"/>
-          <w:b/>
-          <w:sz w:val="20"/>
-          <w:u w:val="none"/>
-        </w:rPr>
-        <w:t>{{Circle}} Circle-{{CNO}}, {{Corporation}}</w:t>
-      </w:r>
-    </w:p>
+        <w:tblBorders>
+          <w:top w:val="nil"/>
+          <w:left w:val="nil"/>
+          <w:bottom w:val="nil"/>
+          <w:right w:val="nil"/>
+          <w:insideH w:val="nil"/>
+          <w:insideV w:val="nil"/>
+        </w:tblBorders>
+        <w:tblLook w:val="0000" w:firstRow="0" w:lastRow="0" w:firstColumn="0" w:lastColumn="0" w:noHBand="0" w:noVBand="0"/>
+      </w:tblPr>
+      <w:tblGrid>
+        <w:gridCol w:w="0"/>
+      </w:tblGrid>
+      <w:tr>
+        <w:tc>
+          <w:tcPr>
+            <w:tcW w:w="0" w:type="auto"/>
+          </w:tcPr>
+          <w:p>
+            <w:pPr>
+              <w:spacing w:after="0" w:before="0"/>
+              <w:jc w:val="center"/>
+            </w:pPr>
+            <w:r>
+              <w:rPr>
+                <w:rFonts w:ascii="Tahoma" w:hAnsi="Tahoma" w:cs="Tahoma"/>
+                <w:b/>
+                <w:sz w:val="20"/>
+                <w:u w:val="none"/>
+              </w:rPr>
+              <w:t>Executive Engineer,</w:t>
+            </w:r>
+          </w:p>
+          <w:p>
+            <w:pPr>
+              <w:spacing w:after="0" w:before="0"/>
+              <w:jc w:val="center"/>
+            </w:pPr>
+            <w:r>
+              <w:rPr>
+                <w:rFonts w:ascii="Tahoma" w:hAnsi="Tahoma" w:cs="Tahoma"/>
+                <w:b/>
+                <w:sz w:val="20"/>
+                <w:u w:val="none"/>
+              </w:rPr>
+              <w:t>{{Circle}} Circle-{{CNO}}, {{Corporation}}</w:t>
+            </w:r>
+          </w:p>
+        </w:tc>
+      </w:tr>
+    </w:tbl>
+    <w:p/>
     <w:sectPr>
       <w:pgSz w:w="11906" w:h="16838"/>
       <w:pgMar w:top="907" w:right="1134" w:bottom="907" w:left="1134" w:header="720" w:footer="720" w:gutter="0"/>

--- a/resources/qcc-4th-party-template.docx
+++ b/resources/qcc-4th-party-template.docx
@@ -681,62 +681,36 @@
         <w:spacing w:after="0" w:before="0"/>
       </w:pPr>
     </w:p>
-    <w:tbl>
-      <w:tblPr>
-        <w:tblW w:w="0" w:type="auto"/>
+    <w:p>
+      <w:pPr>
+        <w:spacing w:after="0" w:before="0"/>
         <w:jc w:val="right"/>
-        <w:tblBorders>
-          <w:top w:val="nil"/>
-          <w:left w:val="nil"/>
-          <w:bottom w:val="nil"/>
-          <w:right w:val="nil"/>
-          <w:insideH w:val="nil"/>
-          <w:insideV w:val="nil"/>
-        </w:tblBorders>
-        <w:tblLook w:val="0000" w:firstRow="0" w:lastRow="0" w:firstColumn="0" w:lastColumn="0" w:noHBand="0" w:noVBand="0"/>
-      </w:tblPr>
-      <w:tblGrid>
-        <w:gridCol w:w="0"/>
-      </w:tblGrid>
-      <w:tr>
-        <w:tc>
-          <w:tcPr>
-            <w:tcW w:w="0" w:type="auto"/>
-          </w:tcPr>
-          <w:p>
-            <w:pPr>
-              <w:spacing w:after="0" w:before="0"/>
-              <w:jc w:val="center"/>
-            </w:pPr>
-            <w:r>
-              <w:rPr>
-                <w:rFonts w:ascii="Tahoma" w:hAnsi="Tahoma" w:cs="Tahoma"/>
-                <w:b/>
-                <w:sz w:val="20"/>
-                <w:u w:val="none"/>
-              </w:rPr>
-              <w:t>Executive Engineer,</w:t>
-            </w:r>
-          </w:p>
-          <w:p>
-            <w:pPr>
-              <w:spacing w:after="0" w:before="0"/>
-              <w:jc w:val="center"/>
-            </w:pPr>
-            <w:r>
-              <w:rPr>
-                <w:rFonts w:ascii="Tahoma" w:hAnsi="Tahoma" w:cs="Tahoma"/>
-                <w:b/>
-                <w:sz w:val="20"/>
-                <w:u w:val="none"/>
-              </w:rPr>
-              <w:t>{{Circle}} Circle-{{CNO}}, {{Corporation}}</w:t>
-            </w:r>
-          </w:p>
-        </w:tc>
-      </w:tr>
-    </w:tbl>
-    <w:p/>
+      </w:pPr>
+      <w:r>
+        <w:rPr>
+          <w:rFonts w:ascii="Tahoma" w:hAnsi="Tahoma" w:cs="Tahoma"/>
+          <w:b/>
+          <w:sz w:val="20"/>
+          <w:u w:val="none"/>
+        </w:rPr>
+        <w:t>Executive Engineer,</w:t>
+      </w:r>
+    </w:p>
+    <w:p>
+      <w:pPr>
+        <w:spacing w:after="0" w:before="0"/>
+        <w:jc w:val="right"/>
+      </w:pPr>
+      <w:r>
+        <w:rPr>
+          <w:rFonts w:ascii="Tahoma" w:hAnsi="Tahoma" w:cs="Tahoma"/>
+          <w:b/>
+          <w:sz w:val="20"/>
+          <w:u w:val="none"/>
+        </w:rPr>
+        <w:t>{{Circle}} Circle-{{CNO}}, {{Corporation}}</w:t>
+      </w:r>
+    </w:p>
     <w:sectPr>
       <w:pgSz w:w="11906" w:h="16838"/>
       <w:pgMar w:top="907" w:right="1134" w:bottom="907" w:left="1134" w:header="720" w:footer="720" w:gutter="0"/>
